--- a/review/F8-附录.docx
+++ b/review/F8-附录.docx
@@ -6303,11 +6303,10 @@
         </w:tblBorders>
       </w:tblPr>
       <w:tblGrid>
-        <w:gridCol w:w="1206"/>
-        <w:gridCol w:w="3418"/>
-        <w:gridCol w:w="3418"/>
-        <w:gridCol w:w="3318"/>
-        <w:gridCol w:w="3318"/>
+        <w:gridCol w:w="1598"/>
+        <w:gridCol w:w="4393"/>
+        <w:gridCol w:w="4393"/>
+        <w:gridCol w:w="4294"/>
       </w:tblGrid>
       <w:tr>
         <w:trPr>
@@ -6315,7 +6314,7 @@
         </w:trPr>
         <w:tc>
           <w:tcPr>
-            <w:tcW w:type="dxa" w:w="1206"/>
+            <w:tcW w:type="dxa" w:w="1598"/>
             <w:shd w:fill="DCE6F1" w:color="auto" w:val="clear"/>
             <w:tcMar>
               <w:top w:type="dxa" w:w="40"/>
@@ -6345,7 +6344,7 @@
         </w:tc>
         <w:tc>
           <w:tcPr>
-            <w:tcW w:type="dxa" w:w="3418"/>
+            <w:tcW w:type="dxa" w:w="4393"/>
             <w:shd w:fill="DCE6F1" w:color="auto" w:val="clear"/>
             <w:tcMar>
               <w:top w:type="dxa" w:w="40"/>
@@ -6375,7 +6374,7 @@
         </w:tc>
         <w:tc>
           <w:tcPr>
-            <w:tcW w:type="dxa" w:w="3418"/>
+            <w:tcW w:type="dxa" w:w="4393"/>
             <w:shd w:fill="DCE6F1" w:color="auto" w:val="clear"/>
             <w:tcMar>
               <w:top w:type="dxa" w:w="40"/>
@@ -6405,7 +6404,7 @@
         </w:tc>
         <w:tc>
           <w:tcPr>
-            <w:tcW w:type="dxa" w:w="3318"/>
+            <w:tcW w:type="dxa" w:w="4294"/>
             <w:shd w:fill="DCE6F1" w:color="auto" w:val="clear"/>
             <w:tcMar>
               <w:top w:type="dxa" w:w="40"/>
@@ -6433,41 +6432,11 @@
             </w:r>
           </w:p>
         </w:tc>
-        <w:tc>
-          <w:tcPr>
-            <w:tcW w:type="dxa" w:w="3318"/>
-            <w:shd w:fill="DCE6F1" w:color="auto" w:val="clear"/>
-            <w:tcMar>
-              <w:top w:type="dxa" w:w="40"/>
-              <w:left w:type="dxa" w:w="70"/>
-              <w:bottom w:type="dxa" w:w="40"/>
-              <w:right w:type="dxa" w:w="70"/>
-            </w:tcMar>
-            <w:vAlign w:val="center"/>
-          </w:tcPr>
-          <w:p>
-            <w:pPr>
-              <w:spacing w:after="0" w:before="0" w:line="220"/>
-              <w:jc w:val="center"/>
-            </w:pPr>
-            <w:r>
-              <w:rPr>
-                <w:rFonts w:ascii="Times New Roman" w:eastAsia="宋体" w:hAnsi="Times New Roman"/>
-                <w:b/>
-                <w:bCs/>
-                <w:color w:val="000000"/>
-                <w:sz w:val="16"/>
-                <w:szCs w:val="16"/>
-              </w:rPr>
-              <w:t xml:space="preserve">总量—人均秩相关系数（常住口径）</w:t>
-            </w:r>
-          </w:p>
-        </w:tc>
       </w:tr>
       <w:tr>
         <w:tc>
           <w:tcPr>
-            <w:tcW w:type="dxa" w:w="1206"/>
+            <w:tcW w:type="dxa" w:w="1598"/>
             <w:tcMar>
               <w:top w:type="dxa" w:w="40"/>
               <w:left w:type="dxa" w:w="70"/>
@@ -6496,7 +6465,7 @@
         </w:tc>
         <w:tc>
           <w:tcPr>
-            <w:tcW w:type="dxa" w:w="3418"/>
+            <w:tcW w:type="dxa" w:w="4393"/>
             <w:tcMar>
               <w:top w:type="dxa" w:w="40"/>
               <w:left w:type="dxa" w:w="70"/>
@@ -6525,7 +6494,7 @@
         </w:tc>
         <w:tc>
           <w:tcPr>
-            <w:tcW w:type="dxa" w:w="3418"/>
+            <w:tcW w:type="dxa" w:w="4393"/>
             <w:tcMar>
               <w:top w:type="dxa" w:w="40"/>
               <w:left w:type="dxa" w:w="70"/>
@@ -6554,36 +6523,7 @@
         </w:tc>
         <w:tc>
           <w:tcPr>
-            <w:tcW w:type="dxa" w:w="3318"/>
-            <w:tcMar>
-              <w:top w:type="dxa" w:w="40"/>
-              <w:left w:type="dxa" w:w="70"/>
-              <w:bottom w:type="dxa" w:w="40"/>
-              <w:right w:type="dxa" w:w="70"/>
-            </w:tcMar>
-            <w:vAlign w:val="center"/>
-          </w:tcPr>
-          <w:p>
-            <w:pPr>
-              <w:spacing w:after="0" w:before="0" w:line="220"/>
-              <w:jc w:val="center"/>
-            </w:pPr>
-            <w:r>
-              <w:rPr>
-                <w:rFonts w:ascii="Times New Roman" w:eastAsia="宋体" w:hAnsi="Times New Roman"/>
-                <w:b w:val="false"/>
-                <w:bCs w:val="false"/>
-                <w:color w:val="000000"/>
-                <w:sz w:val="16"/>
-                <w:szCs w:val="16"/>
-              </w:rPr>
-              <w:t xml:space="preserve">0.371</w:t>
-            </w:r>
-          </w:p>
-        </w:tc>
-        <w:tc>
-          <w:tcPr>
-            <w:tcW w:type="dxa" w:w="3318"/>
+            <w:tcW w:type="dxa" w:w="4294"/>
             <w:tcMar>
               <w:top w:type="dxa" w:w="40"/>
               <w:left w:type="dxa" w:w="70"/>
@@ -6614,7 +6554,7 @@
       <w:tr>
         <w:tc>
           <w:tcPr>
-            <w:tcW w:type="dxa" w:w="1206"/>
+            <w:tcW w:type="dxa" w:w="1598"/>
             <w:tcMar>
               <w:top w:type="dxa" w:w="40"/>
               <w:left w:type="dxa" w:w="70"/>
@@ -6643,7 +6583,7 @@
         </w:tc>
         <w:tc>
           <w:tcPr>
-            <w:tcW w:type="dxa" w:w="3418"/>
+            <w:tcW w:type="dxa" w:w="4393"/>
             <w:tcMar>
               <w:top w:type="dxa" w:w="40"/>
               <w:left w:type="dxa" w:w="70"/>
@@ -6672,7 +6612,7 @@
         </w:tc>
         <w:tc>
           <w:tcPr>
-            <w:tcW w:type="dxa" w:w="3418"/>
+            <w:tcW w:type="dxa" w:w="4393"/>
             <w:tcMar>
               <w:top w:type="dxa" w:w="40"/>
               <w:left w:type="dxa" w:w="70"/>
@@ -6701,59 +6641,30 @@
         </w:tc>
         <w:tc>
           <w:tcPr>
-            <w:tcW w:type="dxa" w:w="3318"/>
-            <w:tcMar>
-              <w:top w:type="dxa" w:w="40"/>
-              <w:left w:type="dxa" w:w="70"/>
-              <w:bottom w:type="dxa" w:w="40"/>
-              <w:right w:type="dxa" w:w="70"/>
-            </w:tcMar>
-            <w:vAlign w:val="center"/>
-          </w:tcPr>
-          <w:p>
-            <w:pPr>
-              <w:spacing w:after="0" w:before="0" w:line="220"/>
-              <w:jc w:val="center"/>
-            </w:pPr>
-            <w:r>
-              <w:rPr>
-                <w:rFonts w:ascii="Times New Roman" w:eastAsia="宋体" w:hAnsi="Times New Roman"/>
-                <w:b w:val="false"/>
-                <w:bCs w:val="false"/>
-                <w:color w:val="000000"/>
-                <w:sz w:val="16"/>
-                <w:szCs w:val="16"/>
-              </w:rPr>
-              <w:t xml:space="preserve">0.330</w:t>
-            </w:r>
-          </w:p>
-        </w:tc>
-        <w:tc>
-          <w:tcPr>
-            <w:tcW w:type="dxa" w:w="3318"/>
-            <w:tcMar>
-              <w:top w:type="dxa" w:w="40"/>
-              <w:left w:type="dxa" w:w="70"/>
-              <w:bottom w:type="dxa" w:w="40"/>
-              <w:right w:type="dxa" w:w="70"/>
-            </w:tcMar>
-            <w:vAlign w:val="center"/>
-          </w:tcPr>
-          <w:p>
-            <w:pPr>
-              <w:spacing w:after="0" w:before="0" w:line="220"/>
-              <w:jc w:val="center"/>
-            </w:pPr>
-            <w:r>
-              <w:rPr>
-                <w:rFonts w:ascii="Times New Roman" w:eastAsia="宋体" w:hAnsi="Times New Roman"/>
-                <w:b w:val="false"/>
-                <w:bCs w:val="false"/>
-                <w:color w:val="000000"/>
-                <w:sz w:val="16"/>
-                <w:szCs w:val="16"/>
-              </w:rPr>
-              <w:t xml:space="preserve">【待补】</w:t>
+            <w:tcW w:type="dxa" w:w="4294"/>
+            <w:tcMar>
+              <w:top w:type="dxa" w:w="40"/>
+              <w:left w:type="dxa" w:w="70"/>
+              <w:bottom w:type="dxa" w:w="40"/>
+              <w:right w:type="dxa" w:w="70"/>
+            </w:tcMar>
+            <w:vAlign w:val="center"/>
+          </w:tcPr>
+          <w:p>
+            <w:pPr>
+              <w:spacing w:after="0" w:before="0" w:line="220"/>
+              <w:jc w:val="center"/>
+            </w:pPr>
+            <w:r>
+              <w:rPr>
+                <w:rFonts w:ascii="Times New Roman" w:eastAsia="宋体" w:hAnsi="Times New Roman"/>
+                <w:b w:val="false"/>
+                <w:bCs w:val="false"/>
+                <w:color w:val="000000"/>
+                <w:sz w:val="16"/>
+                <w:szCs w:val="16"/>
+              </w:rPr>
+              <w:t xml:space="preserve">0.302</w:t>
             </w:r>
           </w:p>
         </w:tc>
@@ -6761,7 +6672,7 @@
       <w:tr>
         <w:tc>
           <w:tcPr>
-            <w:tcW w:type="dxa" w:w="1206"/>
+            <w:tcW w:type="dxa" w:w="1598"/>
             <w:tcMar>
               <w:top w:type="dxa" w:w="40"/>
               <w:left w:type="dxa" w:w="70"/>
@@ -6790,7 +6701,7 @@
         </w:tc>
         <w:tc>
           <w:tcPr>
-            <w:tcW w:type="dxa" w:w="3418"/>
+            <w:tcW w:type="dxa" w:w="4393"/>
             <w:tcMar>
               <w:top w:type="dxa" w:w="40"/>
               <w:left w:type="dxa" w:w="70"/>
@@ -6819,7 +6730,7 @@
         </w:tc>
         <w:tc>
           <w:tcPr>
-            <w:tcW w:type="dxa" w:w="3418"/>
+            <w:tcW w:type="dxa" w:w="4393"/>
             <w:tcMar>
               <w:top w:type="dxa" w:w="40"/>
               <w:left w:type="dxa" w:w="70"/>
@@ -6848,59 +6759,30 @@
         </w:tc>
         <w:tc>
           <w:tcPr>
-            <w:tcW w:type="dxa" w:w="3318"/>
-            <w:tcMar>
-              <w:top w:type="dxa" w:w="40"/>
-              <w:left w:type="dxa" w:w="70"/>
-              <w:bottom w:type="dxa" w:w="40"/>
-              <w:right w:type="dxa" w:w="70"/>
-            </w:tcMar>
-            <w:vAlign w:val="center"/>
-          </w:tcPr>
-          <w:p>
-            <w:pPr>
-              <w:spacing w:after="0" w:before="0" w:line="220"/>
-              <w:jc w:val="center"/>
-            </w:pPr>
-            <w:r>
-              <w:rPr>
-                <w:rFonts w:ascii="Times New Roman" w:eastAsia="宋体" w:hAnsi="Times New Roman"/>
-                <w:b w:val="false"/>
-                <w:bCs w:val="false"/>
-                <w:color w:val="000000"/>
-                <w:sz w:val="16"/>
-                <w:szCs w:val="16"/>
-              </w:rPr>
-              <w:t xml:space="preserve">0.299</w:t>
-            </w:r>
-          </w:p>
-        </w:tc>
-        <w:tc>
-          <w:tcPr>
-            <w:tcW w:type="dxa" w:w="3318"/>
-            <w:tcMar>
-              <w:top w:type="dxa" w:w="40"/>
-              <w:left w:type="dxa" w:w="70"/>
-              <w:bottom w:type="dxa" w:w="40"/>
-              <w:right w:type="dxa" w:w="70"/>
-            </w:tcMar>
-            <w:vAlign w:val="center"/>
-          </w:tcPr>
-          <w:p>
-            <w:pPr>
-              <w:spacing w:after="0" w:before="0" w:line="220"/>
-              <w:jc w:val="center"/>
-            </w:pPr>
-            <w:r>
-              <w:rPr>
-                <w:rFonts w:ascii="Times New Roman" w:eastAsia="宋体" w:hAnsi="Times New Roman"/>
-                <w:b w:val="false"/>
-                <w:bCs w:val="false"/>
-                <w:color w:val="000000"/>
-                <w:sz w:val="16"/>
-                <w:szCs w:val="16"/>
-              </w:rPr>
-              <w:t xml:space="preserve">【待补】</w:t>
+            <w:tcW w:type="dxa" w:w="4294"/>
+            <w:tcMar>
+              <w:top w:type="dxa" w:w="40"/>
+              <w:left w:type="dxa" w:w="70"/>
+              <w:bottom w:type="dxa" w:w="40"/>
+              <w:right w:type="dxa" w:w="70"/>
+            </w:tcMar>
+            <w:vAlign w:val="center"/>
+          </w:tcPr>
+          <w:p>
+            <w:pPr>
+              <w:spacing w:after="0" w:before="0" w:line="220"/>
+              <w:jc w:val="center"/>
+            </w:pPr>
+            <w:r>
+              <w:rPr>
+                <w:rFonts w:ascii="Times New Roman" w:eastAsia="宋体" w:hAnsi="Times New Roman"/>
+                <w:b w:val="false"/>
+                <w:bCs w:val="false"/>
+                <w:color w:val="000000"/>
+                <w:sz w:val="16"/>
+                <w:szCs w:val="16"/>
+              </w:rPr>
+              <w:t xml:space="preserve">0.270</w:t>
             </w:r>
           </w:p>
         </w:tc>
@@ -6908,7 +6790,7 @@
       <w:tr>
         <w:tc>
           <w:tcPr>
-            <w:tcW w:type="dxa" w:w="1206"/>
+            <w:tcW w:type="dxa" w:w="1598"/>
             <w:tcMar>
               <w:top w:type="dxa" w:w="40"/>
               <w:left w:type="dxa" w:w="70"/>
@@ -6937,7 +6819,7 @@
         </w:tc>
         <w:tc>
           <w:tcPr>
-            <w:tcW w:type="dxa" w:w="3418"/>
+            <w:tcW w:type="dxa" w:w="4393"/>
             <w:tcMar>
               <w:top w:type="dxa" w:w="40"/>
               <w:left w:type="dxa" w:w="70"/>
@@ -6966,7 +6848,7 @@
         </w:tc>
         <w:tc>
           <w:tcPr>
-            <w:tcW w:type="dxa" w:w="3418"/>
+            <w:tcW w:type="dxa" w:w="4393"/>
             <w:tcMar>
               <w:top w:type="dxa" w:w="40"/>
               <w:left w:type="dxa" w:w="70"/>
@@ -6995,59 +6877,30 @@
         </w:tc>
         <w:tc>
           <w:tcPr>
-            <w:tcW w:type="dxa" w:w="3318"/>
-            <w:tcMar>
-              <w:top w:type="dxa" w:w="40"/>
-              <w:left w:type="dxa" w:w="70"/>
-              <w:bottom w:type="dxa" w:w="40"/>
-              <w:right w:type="dxa" w:w="70"/>
-            </w:tcMar>
-            <w:vAlign w:val="center"/>
-          </w:tcPr>
-          <w:p>
-            <w:pPr>
-              <w:spacing w:after="0" w:before="0" w:line="220"/>
-              <w:jc w:val="center"/>
-            </w:pPr>
-            <w:r>
-              <w:rPr>
-                <w:rFonts w:ascii="Times New Roman" w:eastAsia="宋体" w:hAnsi="Times New Roman"/>
-                <w:b w:val="false"/>
-                <w:bCs w:val="false"/>
-                <w:color w:val="000000"/>
-                <w:sz w:val="16"/>
-                <w:szCs w:val="16"/>
-              </w:rPr>
-              <w:t xml:space="preserve">0.266</w:t>
-            </w:r>
-          </w:p>
-        </w:tc>
-        <w:tc>
-          <w:tcPr>
-            <w:tcW w:type="dxa" w:w="3318"/>
-            <w:tcMar>
-              <w:top w:type="dxa" w:w="40"/>
-              <w:left w:type="dxa" w:w="70"/>
-              <w:bottom w:type="dxa" w:w="40"/>
-              <w:right w:type="dxa" w:w="70"/>
-            </w:tcMar>
-            <w:vAlign w:val="center"/>
-          </w:tcPr>
-          <w:p>
-            <w:pPr>
-              <w:spacing w:after="0" w:before="0" w:line="220"/>
-              <w:jc w:val="center"/>
-            </w:pPr>
-            <w:r>
-              <w:rPr>
-                <w:rFonts w:ascii="Times New Roman" w:eastAsia="宋体" w:hAnsi="Times New Roman"/>
-                <w:b w:val="false"/>
-                <w:bCs w:val="false"/>
-                <w:color w:val="000000"/>
-                <w:sz w:val="16"/>
-                <w:szCs w:val="16"/>
-              </w:rPr>
-              <w:t xml:space="preserve">【待补】</w:t>
+            <w:tcW w:type="dxa" w:w="4294"/>
+            <w:tcMar>
+              <w:top w:type="dxa" w:w="40"/>
+              <w:left w:type="dxa" w:w="70"/>
+              <w:bottom w:type="dxa" w:w="40"/>
+              <w:right w:type="dxa" w:w="70"/>
+            </w:tcMar>
+            <w:vAlign w:val="center"/>
+          </w:tcPr>
+          <w:p>
+            <w:pPr>
+              <w:spacing w:after="0" w:before="0" w:line="220"/>
+              <w:jc w:val="center"/>
+            </w:pPr>
+            <w:r>
+              <w:rPr>
+                <w:rFonts w:ascii="Times New Roman" w:eastAsia="宋体" w:hAnsi="Times New Roman"/>
+                <w:b w:val="false"/>
+                <w:bCs w:val="false"/>
+                <w:color w:val="000000"/>
+                <w:sz w:val="16"/>
+                <w:szCs w:val="16"/>
+              </w:rPr>
+              <w:t xml:space="preserve">0.235</w:t>
             </w:r>
           </w:p>
         </w:tc>
@@ -7055,7 +6908,7 @@
       <w:tr>
         <w:tc>
           <w:tcPr>
-            <w:tcW w:type="dxa" w:w="1206"/>
+            <w:tcW w:type="dxa" w:w="1598"/>
             <w:tcMar>
               <w:top w:type="dxa" w:w="40"/>
               <w:left w:type="dxa" w:w="70"/>
@@ -7084,7 +6937,7 @@
         </w:tc>
         <w:tc>
           <w:tcPr>
-            <w:tcW w:type="dxa" w:w="3418"/>
+            <w:tcW w:type="dxa" w:w="4393"/>
             <w:tcMar>
               <w:top w:type="dxa" w:w="40"/>
               <w:left w:type="dxa" w:w="70"/>
@@ -7113,7 +6966,7 @@
         </w:tc>
         <w:tc>
           <w:tcPr>
-            <w:tcW w:type="dxa" w:w="3418"/>
+            <w:tcW w:type="dxa" w:w="4393"/>
             <w:tcMar>
               <w:top w:type="dxa" w:w="40"/>
               <w:left w:type="dxa" w:w="70"/>
@@ -7142,59 +6995,30 @@
         </w:tc>
         <w:tc>
           <w:tcPr>
-            <w:tcW w:type="dxa" w:w="3318"/>
-            <w:tcMar>
-              <w:top w:type="dxa" w:w="40"/>
-              <w:left w:type="dxa" w:w="70"/>
-              <w:bottom w:type="dxa" w:w="40"/>
-              <w:right w:type="dxa" w:w="70"/>
-            </w:tcMar>
-            <w:vAlign w:val="center"/>
-          </w:tcPr>
-          <w:p>
-            <w:pPr>
-              <w:spacing w:after="0" w:before="0" w:line="220"/>
-              <w:jc w:val="center"/>
-            </w:pPr>
-            <w:r>
-              <w:rPr>
-                <w:rFonts w:ascii="Times New Roman" w:eastAsia="宋体" w:hAnsi="Times New Roman"/>
-                <w:b w:val="false"/>
-                <w:bCs w:val="false"/>
-                <w:color w:val="000000"/>
-                <w:sz w:val="16"/>
-                <w:szCs w:val="16"/>
-              </w:rPr>
-              <w:t xml:space="preserve">0.241</w:t>
-            </w:r>
-          </w:p>
-        </w:tc>
-        <w:tc>
-          <w:tcPr>
-            <w:tcW w:type="dxa" w:w="3318"/>
-            <w:tcMar>
-              <w:top w:type="dxa" w:w="40"/>
-              <w:left w:type="dxa" w:w="70"/>
-              <w:bottom w:type="dxa" w:w="40"/>
-              <w:right w:type="dxa" w:w="70"/>
-            </w:tcMar>
-            <w:vAlign w:val="center"/>
-          </w:tcPr>
-          <w:p>
-            <w:pPr>
-              <w:spacing w:after="0" w:before="0" w:line="220"/>
-              <w:jc w:val="center"/>
-            </w:pPr>
-            <w:r>
-              <w:rPr>
-                <w:rFonts w:ascii="Times New Roman" w:eastAsia="宋体" w:hAnsi="Times New Roman"/>
-                <w:b w:val="false"/>
-                <w:bCs w:val="false"/>
-                <w:color w:val="000000"/>
-                <w:sz w:val="16"/>
-                <w:szCs w:val="16"/>
-              </w:rPr>
-              <w:t xml:space="preserve">【待补】</w:t>
+            <w:tcW w:type="dxa" w:w="4294"/>
+            <w:tcMar>
+              <w:top w:type="dxa" w:w="40"/>
+              <w:left w:type="dxa" w:w="70"/>
+              <w:bottom w:type="dxa" w:w="40"/>
+              <w:right w:type="dxa" w:w="70"/>
+            </w:tcMar>
+            <w:vAlign w:val="center"/>
+          </w:tcPr>
+          <w:p>
+            <w:pPr>
+              <w:spacing w:after="0" w:before="0" w:line="220"/>
+              <w:jc w:val="center"/>
+            </w:pPr>
+            <w:r>
+              <w:rPr>
+                <w:rFonts w:ascii="Times New Roman" w:eastAsia="宋体" w:hAnsi="Times New Roman"/>
+                <w:b w:val="false"/>
+                <w:bCs w:val="false"/>
+                <w:color w:val="000000"/>
+                <w:sz w:val="16"/>
+                <w:szCs w:val="16"/>
+              </w:rPr>
+              <w:t xml:space="preserve">0.210</w:t>
             </w:r>
           </w:p>
         </w:tc>
@@ -7202,7 +7026,7 @@
       <w:tr>
         <w:tc>
           <w:tcPr>
-            <w:tcW w:type="dxa" w:w="1206"/>
+            <w:tcW w:type="dxa" w:w="1598"/>
             <w:tcMar>
               <w:top w:type="dxa" w:w="40"/>
               <w:left w:type="dxa" w:w="70"/>
@@ -7231,7 +7055,7 @@
         </w:tc>
         <w:tc>
           <w:tcPr>
-            <w:tcW w:type="dxa" w:w="3418"/>
+            <w:tcW w:type="dxa" w:w="4393"/>
             <w:tcMar>
               <w:top w:type="dxa" w:w="40"/>
               <w:left w:type="dxa" w:w="70"/>
@@ -7260,7 +7084,7 @@
         </w:tc>
         <w:tc>
           <w:tcPr>
-            <w:tcW w:type="dxa" w:w="3418"/>
+            <w:tcW w:type="dxa" w:w="4393"/>
             <w:tcMar>
               <w:top w:type="dxa" w:w="40"/>
               <w:left w:type="dxa" w:w="70"/>
@@ -7289,59 +7113,30 @@
         </w:tc>
         <w:tc>
           <w:tcPr>
-            <w:tcW w:type="dxa" w:w="3318"/>
-            <w:tcMar>
-              <w:top w:type="dxa" w:w="40"/>
-              <w:left w:type="dxa" w:w="70"/>
-              <w:bottom w:type="dxa" w:w="40"/>
-              <w:right w:type="dxa" w:w="70"/>
-            </w:tcMar>
-            <w:vAlign w:val="center"/>
-          </w:tcPr>
-          <w:p>
-            <w:pPr>
-              <w:spacing w:after="0" w:before="0" w:line="220"/>
-              <w:jc w:val="center"/>
-            </w:pPr>
-            <w:r>
-              <w:rPr>
-                <w:rFonts w:ascii="Times New Roman" w:eastAsia="宋体" w:hAnsi="Times New Roman"/>
-                <w:b w:val="false"/>
-                <w:bCs w:val="false"/>
-                <w:color w:val="000000"/>
-                <w:sz w:val="16"/>
-                <w:szCs w:val="16"/>
-              </w:rPr>
-              <w:t xml:space="preserve">0.268</w:t>
-            </w:r>
-          </w:p>
-        </w:tc>
-        <w:tc>
-          <w:tcPr>
-            <w:tcW w:type="dxa" w:w="3318"/>
-            <w:tcMar>
-              <w:top w:type="dxa" w:w="40"/>
-              <w:left w:type="dxa" w:w="70"/>
-              <w:bottom w:type="dxa" w:w="40"/>
-              <w:right w:type="dxa" w:w="70"/>
-            </w:tcMar>
-            <w:vAlign w:val="center"/>
-          </w:tcPr>
-          <w:p>
-            <w:pPr>
-              <w:spacing w:after="0" w:before="0" w:line="220"/>
-              <w:jc w:val="center"/>
-            </w:pPr>
-            <w:r>
-              <w:rPr>
-                <w:rFonts w:ascii="Times New Roman" w:eastAsia="宋体" w:hAnsi="Times New Roman"/>
-                <w:b w:val="false"/>
-                <w:bCs w:val="false"/>
-                <w:color w:val="000000"/>
-                <w:sz w:val="16"/>
-                <w:szCs w:val="16"/>
-              </w:rPr>
-              <w:t xml:space="preserve">【待补】</w:t>
+            <w:tcW w:type="dxa" w:w="4294"/>
+            <w:tcMar>
+              <w:top w:type="dxa" w:w="40"/>
+              <w:left w:type="dxa" w:w="70"/>
+              <w:bottom w:type="dxa" w:w="40"/>
+              <w:right w:type="dxa" w:w="70"/>
+            </w:tcMar>
+            <w:vAlign w:val="center"/>
+          </w:tcPr>
+          <w:p>
+            <w:pPr>
+              <w:spacing w:after="0" w:before="0" w:line="220"/>
+              <w:jc w:val="center"/>
+            </w:pPr>
+            <w:r>
+              <w:rPr>
+                <w:rFonts w:ascii="Times New Roman" w:eastAsia="宋体" w:hAnsi="Times New Roman"/>
+                <w:b w:val="false"/>
+                <w:bCs w:val="false"/>
+                <w:color w:val="000000"/>
+                <w:sz w:val="16"/>
+                <w:szCs w:val="16"/>
+              </w:rPr>
+              <w:t xml:space="preserve">0.238</w:t>
             </w:r>
           </w:p>
         </w:tc>
@@ -7349,7 +7144,7 @@
       <w:tr>
         <w:tc>
           <w:tcPr>
-            <w:tcW w:type="dxa" w:w="1206"/>
+            <w:tcW w:type="dxa" w:w="1598"/>
             <w:tcMar>
               <w:top w:type="dxa" w:w="40"/>
               <w:left w:type="dxa" w:w="70"/>
@@ -7378,7 +7173,7 @@
         </w:tc>
         <w:tc>
           <w:tcPr>
-            <w:tcW w:type="dxa" w:w="3418"/>
+            <w:tcW w:type="dxa" w:w="4393"/>
             <w:tcMar>
               <w:top w:type="dxa" w:w="40"/>
               <w:left w:type="dxa" w:w="70"/>
@@ -7407,7 +7202,7 @@
         </w:tc>
         <w:tc>
           <w:tcPr>
-            <w:tcW w:type="dxa" w:w="3418"/>
+            <w:tcW w:type="dxa" w:w="4393"/>
             <w:tcMar>
               <w:top w:type="dxa" w:w="40"/>
               <w:left w:type="dxa" w:w="70"/>
@@ -7436,59 +7231,30 @@
         </w:tc>
         <w:tc>
           <w:tcPr>
-            <w:tcW w:type="dxa" w:w="3318"/>
-            <w:tcMar>
-              <w:top w:type="dxa" w:w="40"/>
-              <w:left w:type="dxa" w:w="70"/>
-              <w:bottom w:type="dxa" w:w="40"/>
-              <w:right w:type="dxa" w:w="70"/>
-            </w:tcMar>
-            <w:vAlign w:val="center"/>
-          </w:tcPr>
-          <w:p>
-            <w:pPr>
-              <w:spacing w:after="0" w:before="0" w:line="220"/>
-              <w:jc w:val="center"/>
-            </w:pPr>
-            <w:r>
-              <w:rPr>
-                <w:rFonts w:ascii="Times New Roman" w:eastAsia="宋体" w:hAnsi="Times New Roman"/>
-                <w:b w:val="false"/>
-                <w:bCs w:val="false"/>
-                <w:color w:val="000000"/>
-                <w:sz w:val="16"/>
-                <w:szCs w:val="16"/>
-              </w:rPr>
-              <w:t xml:space="preserve">0.270</w:t>
-            </w:r>
-          </w:p>
-        </w:tc>
-        <w:tc>
-          <w:tcPr>
-            <w:tcW w:type="dxa" w:w="3318"/>
-            <w:tcMar>
-              <w:top w:type="dxa" w:w="40"/>
-              <w:left w:type="dxa" w:w="70"/>
-              <w:bottom w:type="dxa" w:w="40"/>
-              <w:right w:type="dxa" w:w="70"/>
-            </w:tcMar>
-            <w:vAlign w:val="center"/>
-          </w:tcPr>
-          <w:p>
-            <w:pPr>
-              <w:spacing w:after="0" w:before="0" w:line="220"/>
-              <w:jc w:val="center"/>
-            </w:pPr>
-            <w:r>
-              <w:rPr>
-                <w:rFonts w:ascii="Times New Roman" w:eastAsia="宋体" w:hAnsi="Times New Roman"/>
-                <w:b w:val="false"/>
-                <w:bCs w:val="false"/>
-                <w:color w:val="000000"/>
-                <w:sz w:val="16"/>
-                <w:szCs w:val="16"/>
-              </w:rPr>
-              <w:t xml:space="preserve">【待补】</w:t>
+            <w:tcW w:type="dxa" w:w="4294"/>
+            <w:tcMar>
+              <w:top w:type="dxa" w:w="40"/>
+              <w:left w:type="dxa" w:w="70"/>
+              <w:bottom w:type="dxa" w:w="40"/>
+              <w:right w:type="dxa" w:w="70"/>
+            </w:tcMar>
+            <w:vAlign w:val="center"/>
+          </w:tcPr>
+          <w:p>
+            <w:pPr>
+              <w:spacing w:after="0" w:before="0" w:line="220"/>
+              <w:jc w:val="center"/>
+            </w:pPr>
+            <w:r>
+              <w:rPr>
+                <w:rFonts w:ascii="Times New Roman" w:eastAsia="宋体" w:hAnsi="Times New Roman"/>
+                <w:b w:val="false"/>
+                <w:bCs w:val="false"/>
+                <w:color w:val="000000"/>
+                <w:sz w:val="16"/>
+                <w:szCs w:val="16"/>
+              </w:rPr>
+              <w:t xml:space="preserve">0.240</w:t>
             </w:r>
           </w:p>
         </w:tc>
@@ -7496,7 +7262,7 @@
       <w:tr>
         <w:tc>
           <w:tcPr>
-            <w:tcW w:type="dxa" w:w="1206"/>
+            <w:tcW w:type="dxa" w:w="1598"/>
             <w:tcMar>
               <w:top w:type="dxa" w:w="40"/>
               <w:left w:type="dxa" w:w="70"/>
@@ -7525,7 +7291,7 @@
         </w:tc>
         <w:tc>
           <w:tcPr>
-            <w:tcW w:type="dxa" w:w="3418"/>
+            <w:tcW w:type="dxa" w:w="4393"/>
             <w:tcMar>
               <w:top w:type="dxa" w:w="40"/>
               <w:left w:type="dxa" w:w="70"/>
@@ -7554,7 +7320,7 @@
         </w:tc>
         <w:tc>
           <w:tcPr>
-            <w:tcW w:type="dxa" w:w="3418"/>
+            <w:tcW w:type="dxa" w:w="4393"/>
             <w:tcMar>
               <w:top w:type="dxa" w:w="40"/>
               <w:left w:type="dxa" w:w="70"/>
@@ -7583,59 +7349,30 @@
         </w:tc>
         <w:tc>
           <w:tcPr>
-            <w:tcW w:type="dxa" w:w="3318"/>
-            <w:tcMar>
-              <w:top w:type="dxa" w:w="40"/>
-              <w:left w:type="dxa" w:w="70"/>
-              <w:bottom w:type="dxa" w:w="40"/>
-              <w:right w:type="dxa" w:w="70"/>
-            </w:tcMar>
-            <w:vAlign w:val="center"/>
-          </w:tcPr>
-          <w:p>
-            <w:pPr>
-              <w:spacing w:after="0" w:before="0" w:line="220"/>
-              <w:jc w:val="center"/>
-            </w:pPr>
-            <w:r>
-              <w:rPr>
-                <w:rFonts w:ascii="Times New Roman" w:eastAsia="宋体" w:hAnsi="Times New Roman"/>
-                <w:b w:val="false"/>
-                <w:bCs w:val="false"/>
-                <w:color w:val="000000"/>
-                <w:sz w:val="16"/>
-                <w:szCs w:val="16"/>
-              </w:rPr>
-              <w:t xml:space="preserve">0.257</w:t>
-            </w:r>
-          </w:p>
-        </w:tc>
-        <w:tc>
-          <w:tcPr>
-            <w:tcW w:type="dxa" w:w="3318"/>
-            <w:tcMar>
-              <w:top w:type="dxa" w:w="40"/>
-              <w:left w:type="dxa" w:w="70"/>
-              <w:bottom w:type="dxa" w:w="40"/>
-              <w:right w:type="dxa" w:w="70"/>
-            </w:tcMar>
-            <w:vAlign w:val="center"/>
-          </w:tcPr>
-          <w:p>
-            <w:pPr>
-              <w:spacing w:after="0" w:before="0" w:line="220"/>
-              <w:jc w:val="center"/>
-            </w:pPr>
-            <w:r>
-              <w:rPr>
-                <w:rFonts w:ascii="Times New Roman" w:eastAsia="宋体" w:hAnsi="Times New Roman"/>
-                <w:b w:val="false"/>
-                <w:bCs w:val="false"/>
-                <w:color w:val="000000"/>
-                <w:sz w:val="16"/>
-                <w:szCs w:val="16"/>
-              </w:rPr>
-              <w:t xml:space="preserve">【待补】</w:t>
+            <w:tcW w:type="dxa" w:w="4294"/>
+            <w:tcMar>
+              <w:top w:type="dxa" w:w="40"/>
+              <w:left w:type="dxa" w:w="70"/>
+              <w:bottom w:type="dxa" w:w="40"/>
+              <w:right w:type="dxa" w:w="70"/>
+            </w:tcMar>
+            <w:vAlign w:val="center"/>
+          </w:tcPr>
+          <w:p>
+            <w:pPr>
+              <w:spacing w:after="0" w:before="0" w:line="220"/>
+              <w:jc w:val="center"/>
+            </w:pPr>
+            <w:r>
+              <w:rPr>
+                <w:rFonts w:ascii="Times New Roman" w:eastAsia="宋体" w:hAnsi="Times New Roman"/>
+                <w:b w:val="false"/>
+                <w:bCs w:val="false"/>
+                <w:color w:val="000000"/>
+                <w:sz w:val="16"/>
+                <w:szCs w:val="16"/>
+              </w:rPr>
+              <w:t xml:space="preserve">0.226</w:t>
             </w:r>
           </w:p>
         </w:tc>
@@ -7643,7 +7380,7 @@
       <w:tr>
         <w:tc>
           <w:tcPr>
-            <w:tcW w:type="dxa" w:w="1206"/>
+            <w:tcW w:type="dxa" w:w="1598"/>
             <w:tcMar>
               <w:top w:type="dxa" w:w="40"/>
               <w:left w:type="dxa" w:w="70"/>
@@ -7672,7 +7409,7 @@
         </w:tc>
         <w:tc>
           <w:tcPr>
-            <w:tcW w:type="dxa" w:w="3418"/>
+            <w:tcW w:type="dxa" w:w="4393"/>
             <w:tcMar>
               <w:top w:type="dxa" w:w="40"/>
               <w:left w:type="dxa" w:w="70"/>
@@ -7701,7 +7438,7 @@
         </w:tc>
         <w:tc>
           <w:tcPr>
-            <w:tcW w:type="dxa" w:w="3418"/>
+            <w:tcW w:type="dxa" w:w="4393"/>
             <w:tcMar>
               <w:top w:type="dxa" w:w="40"/>
               <w:left w:type="dxa" w:w="70"/>
@@ -7730,36 +7467,7 @@
         </w:tc>
         <w:tc>
           <w:tcPr>
-            <w:tcW w:type="dxa" w:w="3318"/>
-            <w:tcMar>
-              <w:top w:type="dxa" w:w="40"/>
-              <w:left w:type="dxa" w:w="70"/>
-              <w:bottom w:type="dxa" w:w="40"/>
-              <w:right w:type="dxa" w:w="70"/>
-            </w:tcMar>
-            <w:vAlign w:val="center"/>
-          </w:tcPr>
-          <w:p>
-            <w:pPr>
-              <w:spacing w:after="0" w:before="0" w:line="220"/>
-              <w:jc w:val="center"/>
-            </w:pPr>
-            <w:r>
-              <w:rPr>
-                <w:rFonts w:ascii="Times New Roman" w:eastAsia="宋体" w:hAnsi="Times New Roman"/>
-                <w:b w:val="false"/>
-                <w:bCs w:val="false"/>
-                <w:color w:val="000000"/>
-                <w:sz w:val="16"/>
-                <w:szCs w:val="16"/>
-              </w:rPr>
-              <w:t xml:space="preserve">0.211</w:t>
-            </w:r>
-          </w:p>
-        </w:tc>
-        <w:tc>
-          <w:tcPr>
-            <w:tcW w:type="dxa" w:w="3318"/>
+            <w:tcW w:type="dxa" w:w="4294"/>
             <w:tcMar>
               <w:top w:type="dxa" w:w="40"/>
               <w:left w:type="dxa" w:w="70"/>
@@ -7801,7 +7509,7 @@
           <w:sz w:val="16"/>
           <w:szCs w:val="16"/>
         </w:rPr>
-        <w:t xml:space="preserve">注：泰尔指数采用份额熵形式 T=Σ(GDP_i/GDP)×ln[(GDP_i/GDP)×n]（n为区县数）。总量口径泰尔指数于2019年达到峰值0.770，2024年降至0.621；剔除城关区后的73区县泰尔指数由2016年0.362升至2024年0.412。秩相关系数为各区县GDP总量排名与人均GDP排名的斯皮尔曼秩相关系数，两种人口口径下均呈下降趋势。正文§5(四)所引0.344（2016年）与0.178（2024年）为常住口径值，其余年份待补。2024年城关区按户籍口径人均GDP在74个区县中排名第5位，常住口径下排名第14位。数据来源：74个区县2016—2024年统计资料及历年国民经济和社会发展统计公报。</w:t>
+        <w:t xml:space="preserve">注：泰尔指数采用份额熵形式 T=Σ(GDP_i/GDP)×ln[(GDP_i/GDP)×n]（n为区县数）。总量口径泰尔指数于2019年达到峰值0.770，2024年降至0.621；剔除城关区后的73区县泰尔指数由2016年0.362升至2024年0.412，表明总量口径差距的收窄主要由城关区份额下降所驱动。秩相关系数为各区县地区生产总值排名与人均地区生产总值（以户籍人口为基数）排名的斯皮尔曼秩相关系数，由2016年的0.344降至2024年的0.178，与正文§5(四)所引一致，反映经济总量分布与人均分布的一致性趋于减弱。2024年城关区按户籍口径人均地区生产总值在74个区县中排名第5位，常住口径下排名第14位。数据来源：74个区县2016—2024年统计资料及历年国民经济和社会发展统计公报。</w:t>
       </w:r>
     </w:p>
     <w:p>

--- a/review/F8-附录.docx
+++ b/review/F8-附录.docx
@@ -8444,7 +8444,7 @@
                 <w:sz w:val="16"/>
                 <w:szCs w:val="16"/>
               </w:rPr>
-              <w:t xml:space="preserve">0.338</w:t>
+              <w:t xml:space="preserve">0.3381</w:t>
             </w:r>
           </w:p>
         </w:tc>
@@ -8473,7 +8473,7 @@
                 <w:sz w:val="16"/>
                 <w:szCs w:val="16"/>
               </w:rPr>
-              <w:t xml:space="preserve">0.260</w:t>
+              <w:t xml:space="preserve">0.2595</w:t>
             </w:r>
           </w:p>
         </w:tc>
@@ -8502,7 +8502,7 @@
                 <w:sz w:val="16"/>
                 <w:szCs w:val="16"/>
               </w:rPr>
-              <w:t xml:space="preserve">0.266</w:t>
+              <w:t xml:space="preserve">0.2664</w:t>
             </w:r>
           </w:p>
         </w:tc>
@@ -8531,7 +8531,7 @@
                 <w:sz w:val="16"/>
                 <w:szCs w:val="16"/>
               </w:rPr>
-              <w:t xml:space="preserve">0.245</w:t>
+              <w:t xml:space="preserve">0.2446</w:t>
             </w:r>
           </w:p>
         </w:tc>
@@ -8560,7 +8560,7 @@
                 <w:sz w:val="16"/>
                 <w:szCs w:val="16"/>
               </w:rPr>
-              <w:t xml:space="preserve">0.261</w:t>
+              <w:t xml:space="preserve">0.2605</w:t>
             </w:r>
           </w:p>
         </w:tc>
@@ -8589,7 +8589,7 @@
                 <w:sz w:val="16"/>
                 <w:szCs w:val="16"/>
               </w:rPr>
-              <w:t xml:space="preserve">0.241</w:t>
+              <w:t xml:space="preserve">0.2415</w:t>
             </w:r>
           </w:p>
         </w:tc>
@@ -8618,7 +8618,7 @@
                 <w:sz w:val="16"/>
                 <w:szCs w:val="16"/>
               </w:rPr>
-              <w:t xml:space="preserve">0.230</w:t>
+              <w:t xml:space="preserve">0.2295</w:t>
             </w:r>
           </w:p>
         </w:tc>
@@ -8647,7 +8647,7 @@
                 <w:sz w:val="16"/>
                 <w:szCs w:val="16"/>
               </w:rPr>
-              <w:t xml:space="preserve">0.216</w:t>
+              <w:t xml:space="preserve">0.2158</w:t>
             </w:r>
           </w:p>
         </w:tc>
@@ -8676,7 +8676,7 @@
                 <w:sz w:val="16"/>
                 <w:szCs w:val="16"/>
               </w:rPr>
-              <w:t xml:space="preserve">0.226</w:t>
+              <w:t xml:space="preserve">0.2256</w:t>
             </w:r>
           </w:p>
         </w:tc>
@@ -8705,7 +8705,7 @@
                 <w:sz w:val="16"/>
                 <w:szCs w:val="16"/>
               </w:rPr>
-              <w:t xml:space="preserve">0.226</w:t>
+              <w:t xml:space="preserve">0.2256</w:t>
             </w:r>
           </w:p>
         </w:tc>
@@ -8823,7 +8823,7 @@
                 <w:sz w:val="16"/>
                 <w:szCs w:val="16"/>
               </w:rPr>
-              <w:t xml:space="preserve">420.0</w:t>
+              <w:t xml:space="preserve">420</w:t>
             </w:r>
           </w:p>
         </w:tc>
@@ -8852,7 +8852,7 @@
                 <w:sz w:val="16"/>
                 <w:szCs w:val="16"/>
               </w:rPr>
-              <w:t xml:space="preserve">450.0</w:t>
+              <w:t xml:space="preserve">450</w:t>
             </w:r>
           </w:p>
         </w:tc>
@@ -8881,7 +8881,7 @@
                 <w:sz w:val="16"/>
                 <w:szCs w:val="16"/>
               </w:rPr>
-              <w:t xml:space="preserve">515.0</w:t>
+              <w:t xml:space="preserve">515</w:t>
             </w:r>
           </w:p>
         </w:tc>
@@ -8910,7 +8910,7 @@
                 <w:sz w:val="16"/>
                 <w:szCs w:val="16"/>
               </w:rPr>
-              <w:t xml:space="preserve">515.0</w:t>
+              <w:t xml:space="preserve">515</w:t>
             </w:r>
           </w:p>
         </w:tc>
@@ -8939,7 +8939,7 @@
                 <w:sz w:val="16"/>
                 <w:szCs w:val="16"/>
               </w:rPr>
-              <w:t xml:space="preserve">550.0</w:t>
+              <w:t xml:space="preserve">550</w:t>
             </w:r>
           </w:p>
         </w:tc>
@@ -8968,7 +8968,7 @@
                 <w:sz w:val="16"/>
                 <w:szCs w:val="16"/>
               </w:rPr>
-              <w:t xml:space="preserve">580.0</w:t>
+              <w:t xml:space="preserve">580</w:t>
             </w:r>
           </w:p>
         </w:tc>
@@ -8997,7 +8997,7 @@
                 <w:sz w:val="16"/>
                 <w:szCs w:val="16"/>
               </w:rPr>
-              <w:t xml:space="preserve">615.0</w:t>
+              <w:t xml:space="preserve">615</w:t>
             </w:r>
           </w:p>
         </w:tc>
@@ -9026,7 +9026,7 @@
                 <w:sz w:val="16"/>
                 <w:szCs w:val="16"/>
               </w:rPr>
-              <w:t xml:space="preserve">675.0</w:t>
+              <w:t xml:space="preserve">675</w:t>
             </w:r>
           </w:p>
         </w:tc>
@@ -9055,7 +9055,7 @@
                 <w:sz w:val="16"/>
                 <w:szCs w:val="16"/>
               </w:rPr>
-              <w:t xml:space="preserve">705.0</w:t>
+              <w:t xml:space="preserve">705</w:t>
             </w:r>
           </w:p>
         </w:tc>
@@ -9084,7 +9084,7 @@
                 <w:sz w:val="16"/>
                 <w:szCs w:val="16"/>
               </w:rPr>
-              <w:t xml:space="preserve">735.0</w:t>
+              <w:t xml:space="preserve">735</w:t>
             </w:r>
           </w:p>
         </w:tc>
@@ -9581,7 +9581,7 @@
                 <w:sz w:val="16"/>
                 <w:szCs w:val="16"/>
               </w:rPr>
-              <w:t xml:space="preserve">65.42</w:t>
+              <w:t xml:space="preserve">65.4184</w:t>
             </w:r>
           </w:p>
         </w:tc>
@@ -9610,7 +9610,7 @@
                 <w:sz w:val="16"/>
                 <w:szCs w:val="16"/>
               </w:rPr>
-              <w:t xml:space="preserve">65.89</w:t>
+              <w:t xml:space="preserve">65.8931</w:t>
             </w:r>
           </w:p>
         </w:tc>
@@ -9639,7 +9639,7 @@
                 <w:sz w:val="16"/>
                 <w:szCs w:val="16"/>
               </w:rPr>
-              <w:t xml:space="preserve">66.22</w:t>
+              <w:t xml:space="preserve">66.2221</w:t>
             </w:r>
           </w:p>
         </w:tc>
@@ -9668,7 +9668,7 @@
                 <w:sz w:val="16"/>
                 <w:szCs w:val="16"/>
               </w:rPr>
-              <w:t xml:space="preserve">69.78</w:t>
+              <w:t xml:space="preserve">69.7822</w:t>
             </w:r>
           </w:p>
         </w:tc>
@@ -9697,7 +9697,7 @@
                 <w:sz w:val="16"/>
                 <w:szCs w:val="16"/>
               </w:rPr>
-              <w:t xml:space="preserve">72.88</w:t>
+              <w:t xml:space="preserve">72.8755</w:t>
             </w:r>
           </w:p>
         </w:tc>
@@ -9726,7 +9726,7 @@
                 <w:sz w:val="16"/>
                 <w:szCs w:val="16"/>
               </w:rPr>
-              <w:t xml:space="preserve">68.38</w:t>
+              <w:t xml:space="preserve">68.3805</w:t>
             </w:r>
           </w:p>
         </w:tc>
@@ -9755,7 +9755,7 @@
                 <w:sz w:val="16"/>
                 <w:szCs w:val="16"/>
               </w:rPr>
-              <w:t xml:space="preserve">68.50</w:t>
+              <w:t xml:space="preserve">68.5000</w:t>
             </w:r>
           </w:p>
         </w:tc>
@@ -9784,7 +9784,7 @@
                 <w:sz w:val="16"/>
                 <w:szCs w:val="16"/>
               </w:rPr>
-              <w:t xml:space="preserve">73.44</w:t>
+              <w:t xml:space="preserve">73.4400</w:t>
             </w:r>
           </w:p>
         </w:tc>
@@ -9813,7 +9813,7 @@
                 <w:sz w:val="16"/>
                 <w:szCs w:val="16"/>
               </w:rPr>
-              <w:t xml:space="preserve">78.58</w:t>
+              <w:t xml:space="preserve">78.5800</w:t>
             </w:r>
           </w:p>
         </w:tc>
@@ -9842,7 +9842,7 @@
                 <w:sz w:val="16"/>
                 <w:szCs w:val="16"/>
               </w:rPr>
-              <w:t xml:space="preserve">81.77</w:t>
+              <w:t xml:space="preserve">81.7700</w:t>
             </w:r>
           </w:p>
         </w:tc>
@@ -10805,7 +10805,7 @@
                 <w:sz w:val="16"/>
                 <w:szCs w:val="16"/>
               </w:rPr>
-              <w:t xml:space="preserve">11.45</w:t>
+              <w:t xml:space="preserve">11.445</w:t>
             </w:r>
           </w:p>
         </w:tc>
@@ -10863,7 +10863,7 @@
                 <w:sz w:val="16"/>
                 <w:szCs w:val="16"/>
               </w:rPr>
-              <w:t xml:space="preserve">11.35</w:t>
+              <w:t xml:space="preserve">11.348</w:t>
             </w:r>
           </w:p>
         </w:tc>
@@ -10921,7 +10921,7 @@
                 <w:sz w:val="16"/>
                 <w:szCs w:val="16"/>
               </w:rPr>
-              <w:t xml:space="preserve">15.12</w:t>
+              <w:t xml:space="preserve">15.115</w:t>
             </w:r>
           </w:p>
         </w:tc>
@@ -10950,7 +10950,7 @@
                 <w:sz w:val="16"/>
                 <w:szCs w:val="16"/>
               </w:rPr>
-              <w:t xml:space="preserve">17.27</w:t>
+              <w:t xml:space="preserve">17.268</w:t>
             </w:r>
           </w:p>
         </w:tc>
@@ -10979,7 +10979,7 @@
                 <w:sz w:val="16"/>
                 <w:szCs w:val="16"/>
               </w:rPr>
-              <w:t xml:space="preserve">18.91</w:t>
+              <w:t xml:space="preserve">18.913</w:t>
             </w:r>
           </w:p>
         </w:tc>
@@ -11271,7 +11271,7 @@
                 <w:sz w:val="16"/>
                 <w:szCs w:val="16"/>
               </w:rPr>
-              <w:t xml:space="preserve">114.8</w:t>
+              <w:t xml:space="preserve">114.75</w:t>
             </w:r>
           </w:p>
         </w:tc>
@@ -11300,7 +11300,7 @@
                 <w:sz w:val="16"/>
                 <w:szCs w:val="16"/>
               </w:rPr>
-              <w:t xml:space="preserve">137.4</w:t>
+              <w:t xml:space="preserve">137.38</w:t>
             </w:r>
           </w:p>
         </w:tc>
@@ -11329,7 +11329,7 @@
                 <w:sz w:val="16"/>
                 <w:szCs w:val="16"/>
               </w:rPr>
-              <w:t xml:space="preserve">144.1</w:t>
+              <w:t xml:space="preserve">144.11</w:t>
             </w:r>
           </w:p>
         </w:tc>
@@ -11358,7 +11358,7 @@
                 <w:sz w:val="16"/>
                 <w:szCs w:val="16"/>
               </w:rPr>
-              <w:t xml:space="preserve">162.1</w:t>
+              <w:t xml:space="preserve">162.08</w:t>
             </w:r>
           </w:p>
         </w:tc>
